--- a/Governance Documents/ASCO Cybersecurity Policy 2026.docx
+++ b/Governance Documents/ASCO Cybersecurity Policy 2026.docx
@@ -267,7 +267,7 @@
         <w:rPr>
           <w:sz w:val="21"/>
         </w:rPr>
-        <w:t>African Solidarity Civic Organisation NPC (ASCO NPC) is a South African Non-Profit Company, CIPC registration 2026/521895/08, SARS income tax reference 9322812265, with its public address at 49 Rif Road, Manor Gardens, Durban, KwaZulu-Natal, 4001. ASCO’s SARS PBO and Section 18A applications remain pending; neither approval is claimed by this document.</w:t>
+        <w:t>African Solidarity Civic Organisation NPC (ASCO NPC) is a South African Non-Profit Company, CIPC registration 2026/521895/08, SARS income tax reference 9322812265, with its public address at 49 Rif Road, Manor Gardens, Durban, KwaZulu-Natal, 4001. ASCO is an approved Public Benefit Organisation (SARS PBO Reference No. 930092287). ASCO’s Section 18A application remains pending; no Section 18A tax-deductible receipt may be issued until approval is granted.</w:t>
       </w:r>
     </w:p>
     <w:p>

--- a/Governance Documents/ASCO Cybersecurity Policy 2026.docx
+++ b/Governance Documents/ASCO Cybersecurity Policy 2026.docx
@@ -143,7 +143,7 @@
           </w:tcPr>
           <w:p>
             <w:r>
-              <w:t>16 September 2026</w:t>
+              <w:t>12 October 2026</w:t>
             </w:r>
           </w:p>
         </w:tc>
@@ -268,6 +268,11 @@
           <w:sz w:val="21"/>
         </w:rPr>
         <w:t>African Solidarity Civic Organisation NPC (ASCO NPC) is a South African Non-Profit Company, CIPC registration 2026/521895/08, SARS income tax reference 9322812265, with its public address at 49 Rif Road, Manor Gardens, Durban, KwaZulu-Natal, 4001. ASCO is an approved Public Benefit Organisation (SARS PBO Reference No. 930092287). ASCO’s Section 18A application remains pending; no Section 18A tax-deductible receipt may be issued until approval is granted.</w:t>
+      </w:r>
+    </w:p>
+    <w:p>
+      <w:r>
+        <w:t>Updated: 2 October 2026 — PBO status and related current information harmonised.</w:t>
       </w:r>
     </w:p>
     <w:p>
@@ -592,7 +597,7 @@
                 <w:b/>
                 <w:bCs/>
               </w:rPr>
-              <w:t>6 September 2026</w:t>
+              <w:t>2 October 2026</w:t>
             </w:r>
             <w:r>
               <w:br/>
@@ -735,7 +740,7 @@
                 <w:b/>
                 <w:bCs/>
               </w:rPr>
-              <w:t>6 September 2026</w:t>
+              <w:t>2 October 2026</w:t>
             </w:r>
             <w:r>
               <w:br/>
@@ -870,7 +875,7 @@
                 <w:b/>
                 <w:bCs/>
               </w:rPr>
-              <w:t>6 September 2026</w:t>
+              <w:t>2 October 2026</w:t>
             </w:r>
             <w:r>
               <w:br/>
@@ -1001,7 +1006,7 @@
                 <w:b/>
                 <w:bCs/>
               </w:rPr>
-              <w:t>6 September 2026</w:t>
+              <w:t>2 October 2026</w:t>
             </w:r>
             <w:r>
               <w:br/>
